--- a/bank/task_06/variant_21.docx
+++ b/bank/task_06/variant_21.docx
@@ -4,19 +4,16 @@
   <w:body>
     <w:p>
       <w:pPr>
-        <w:spacing w:before="240" w:after="240" w:line="240" w:lineRule="auto"/>
-        <w:rPr>
-          <w:rFonts w:ascii="Cambria Math" w:eastAsia="Times New Roman" w:hAnsi="Cambria Math" w:cs="Segoe UI"/>
-          <w:sz w:val="24"/>
+        <w:rPr>
+          <w:rFonts w:eastAsia="Times New Roman"/>
           <w:szCs w:val="28"/>
           <w:lang w:eastAsia="ru-RU"/>
         </w:rPr>
       </w:pPr>
       <w:r>
         <w:rPr>
-          <w:rFonts w:ascii="Cambria Math" w:eastAsia="Times New Roman" w:hAnsi="Cambria Math" w:cs="Segoe UI"/>
+          <w:rFonts w:eastAsia="Times New Roman"/>
           <w:bCs/>
-          <w:sz w:val="24"/>
           <w:szCs w:val="28"/>
           <w:lang w:eastAsia="ru-RU"/>
         </w:rPr>
@@ -24,8 +21,7 @@
       </w:r>
       <w:r>
         <w:rPr>
-          <w:rFonts w:ascii="Cambria Math" w:eastAsia="Times New Roman" w:hAnsi="Cambria Math" w:cs="Segoe UI"/>
-          <w:sz w:val="24"/>
+          <w:rFonts w:eastAsia="Times New Roman"/>
           <w:szCs w:val="28"/>
           <w:lang w:eastAsia="ru-RU"/>
         </w:rPr>
@@ -33,8 +29,7 @@
       </w:r>
       <w:r>
         <w:rPr>
-          <w:rFonts w:ascii="Cambria Math" w:eastAsia="Times New Roman" w:hAnsi="Cambria Math" w:cs="Segoe UI"/>
-          <w:sz w:val="24"/>
+          <w:rFonts w:eastAsia="Times New Roman"/>
           <w:szCs w:val="28"/>
           <w:lang w:eastAsia="ru-RU"/>
         </w:rPr>
@@ -44,10 +39,9 @@
       <w:r>
         <w:rPr>
           <w:noProof/>
-          <w:sz w:val="24"/>
         </w:rPr>
         <w:drawing>
-          <wp:inline distT="0" distB="0" distL="0" distR="0" wp14:anchorId="62BD5A5D" wp14:editId="15408511">
+          <wp:inline distT="0" distB="0" distL="0" distR="0" wp14:anchorId="62BD5A5D" wp14:editId="0620BBBD">
             <wp:extent cx="5940425" cy="1488440"/>
             <wp:effectExtent l="0" t="0" r="3175" b="0"/>
             <wp:docPr id="23" name="Рисунок 23"/>
@@ -62,7 +56,19 @@
                     <pic:cNvPicPr/>
                   </pic:nvPicPr>
                   <pic:blipFill>
-                    <a:blip r:embed="rId4"/>
+                    <a:blip r:embed="rId4">
+                      <a:extLst>
+                        <a:ext uri="{BEBA8EAE-BF5A-486C-A8C5-ECC9F3942E4B}">
+                          <a14:imgProps xmlns:a14="http://schemas.microsoft.com/office/drawing/2010/main">
+                            <a14:imgLayer r:embed="rId5">
+                              <a14:imgEffect>
+                                <a14:artisticPhotocopy/>
+                              </a14:imgEffect>
+                            </a14:imgLayer>
+                          </a14:imgProps>
+                        </a:ext>
+                      </a:extLst>
+                    </a:blip>
                     <a:stretch>
                       <a:fillRect/>
                     </a:stretch>
@@ -85,18 +91,15 @@
     </w:p>
     <w:p>
       <w:pPr>
-        <w:spacing w:before="240" w:after="0" w:line="240" w:lineRule="auto"/>
-        <w:rPr>
-          <w:rFonts w:ascii="Cambria Math" w:eastAsia="Times New Roman" w:hAnsi="Cambria Math" w:cs="Segoe UI"/>
-          <w:sz w:val="24"/>
+        <w:rPr>
+          <w:rFonts w:eastAsia="Times New Roman"/>
           <w:szCs w:val="28"/>
           <w:lang w:eastAsia="ru-RU"/>
         </w:rPr>
       </w:pPr>
       <w:r>
         <w:rPr>
-          <w:rFonts w:ascii="Cambria Math" w:eastAsia="Times New Roman" w:hAnsi="Cambria Math" w:cs="Segoe UI"/>
-          <w:sz w:val="24"/>
+          <w:rFonts w:eastAsia="Times New Roman"/>
           <w:szCs w:val="28"/>
           <w:lang w:eastAsia="ru-RU"/>
         </w:rPr>
@@ -105,18 +108,30 @@
     </w:p>
     <w:p>
       <w:pPr>
-        <w:spacing w:after="240" w:line="240" w:lineRule="auto"/>
-        <w:rPr>
-          <w:rFonts w:ascii="Cambria Math" w:eastAsia="Times New Roman" w:hAnsi="Cambria Math" w:cs="Segoe UI"/>
-          <w:sz w:val="24"/>
+        <w:rPr>
+          <w:rFonts w:eastAsia="Times New Roman"/>
+          <w:szCs w:val="28"/>
+          <w:lang w:val="en-US" w:eastAsia="ru-RU"/>
+        </w:rPr>
+        <w:sectPr>
+          <w:pgSz w:w="11906" w:h="16838"/>
+          <w:pgMar w:top="850" w:right="850" w:bottom="850" w:left="850" w:header="708" w:footer="708" w:gutter="0"/>
+          <w:cols w:space="708"/>
+          <w:docGrid w:linePitch="360"/>
+        </w:sectPr>
+      </w:pPr>
+    </w:p>
+    <w:p>
+      <w:pPr>
+        <w:rPr>
+          <w:rFonts w:eastAsia="Times New Roman"/>
           <w:szCs w:val="28"/>
           <w:lang w:eastAsia="ru-RU"/>
         </w:rPr>
       </w:pPr>
       <w:r>
         <w:rPr>
-          <w:rFonts w:ascii="Cambria Math" w:eastAsia="Times New Roman" w:hAnsi="Cambria Math" w:cs="Segoe UI"/>
-          <w:sz w:val="24"/>
+          <w:rFonts w:eastAsia="Times New Roman"/>
           <w:szCs w:val="28"/>
           <w:lang w:val="en-US" w:eastAsia="ru-RU"/>
         </w:rPr>
@@ -124,8 +139,7 @@
       </w:r>
       <w:r>
         <w:rPr>
-          <w:rFonts w:ascii="Cambria Math" w:eastAsia="Times New Roman" w:hAnsi="Cambria Math" w:cs="Segoe UI"/>
-          <w:sz w:val="24"/>
+          <w:rFonts w:eastAsia="Times New Roman"/>
           <w:szCs w:val="28"/>
           <w:lang w:eastAsia="ru-RU"/>
         </w:rPr>
@@ -134,8 +148,7 @@
       <m:oMath>
         <m:r>
           <w:rPr>
-            <w:rFonts w:ascii="Cambria Math" w:eastAsia="Times New Roman" w:hAnsi="Cambria Math" w:cs="Segoe UI"/>
-            <w:sz w:val="24"/>
+            <w:rFonts w:ascii="Cambria Math" w:eastAsia="Times New Roman" w:hAnsi="Cambria Math"/>
             <w:szCs w:val="28"/>
             <w:lang w:eastAsia="ru-RU"/>
           </w:rPr>
@@ -145,9 +158,8 @@
           <m:fPr>
             <m:ctrlPr>
               <w:rPr>
-                <w:rFonts w:ascii="Cambria Math" w:eastAsia="Times New Roman" w:hAnsi="Cambria Math" w:cs="Segoe UI"/>
+                <w:rFonts w:ascii="Cambria Math" w:eastAsia="Times New Roman" w:hAnsi="Cambria Math"/>
                 <w:i/>
-                <w:sz w:val="24"/>
                 <w:szCs w:val="28"/>
                 <w:lang w:eastAsia="ru-RU"/>
               </w:rPr>
@@ -156,8 +168,7 @@
           <m:num>
             <m:r>
               <w:rPr>
-                <w:rFonts w:ascii="Cambria Math" w:eastAsia="Times New Roman" w:hAnsi="Cambria Math" w:cs="Segoe UI"/>
-                <w:sz w:val="24"/>
+                <w:rFonts w:ascii="Cambria Math" w:eastAsia="Times New Roman" w:hAnsi="Cambria Math"/>
                 <w:szCs w:val="28"/>
                 <w:lang w:eastAsia="ru-RU"/>
               </w:rPr>
@@ -167,8 +178,7 @@
           <m:den>
             <m:r>
               <w:rPr>
-                <w:rFonts w:ascii="Cambria Math" w:eastAsia="Times New Roman" w:hAnsi="Cambria Math" w:cs="Segoe UI"/>
-                <w:sz w:val="24"/>
+                <w:rFonts w:ascii="Cambria Math" w:eastAsia="Times New Roman" w:hAnsi="Cambria Math"/>
                 <w:szCs w:val="28"/>
                 <w:lang w:eastAsia="ru-RU"/>
               </w:rPr>
@@ -180,18 +190,15 @@
     </w:p>
     <w:p>
       <w:pPr>
-        <w:spacing w:after="240" w:line="240" w:lineRule="auto"/>
-        <w:rPr>
-          <w:rFonts w:ascii="Cambria Math" w:eastAsia="Times New Roman" w:hAnsi="Cambria Math" w:cs="Segoe UI"/>
-          <w:sz w:val="24"/>
+        <w:rPr>
+          <w:rFonts w:eastAsia="Times New Roman"/>
           <w:szCs w:val="28"/>
           <w:lang w:eastAsia="ru-RU"/>
         </w:rPr>
       </w:pPr>
       <w:r>
         <w:rPr>
-          <w:rFonts w:ascii="Cambria Math" w:eastAsia="Times New Roman" w:hAnsi="Cambria Math" w:cs="Segoe UI"/>
-          <w:sz w:val="24"/>
+          <w:rFonts w:eastAsia="Times New Roman"/>
           <w:szCs w:val="28"/>
           <w:lang w:eastAsia="ru-RU"/>
         </w:rPr>
@@ -200,8 +207,7 @@
       <m:oMath>
         <m:r>
           <w:rPr>
-            <w:rFonts w:ascii="Cambria Math" w:eastAsia="Times New Roman" w:hAnsi="Cambria Math" w:cs="Segoe UI"/>
-            <w:sz w:val="24"/>
+            <w:rFonts w:ascii="Cambria Math" w:eastAsia="Times New Roman" w:hAnsi="Cambria Math"/>
             <w:szCs w:val="28"/>
             <w:lang w:eastAsia="ru-RU"/>
           </w:rPr>
@@ -211,9 +217,8 @@
           <m:fPr>
             <m:ctrlPr>
               <w:rPr>
-                <w:rFonts w:ascii="Cambria Math" w:eastAsia="Times New Roman" w:hAnsi="Cambria Math" w:cs="Segoe UI"/>
+                <w:rFonts w:ascii="Cambria Math" w:eastAsia="Times New Roman" w:hAnsi="Cambria Math"/>
                 <w:i/>
-                <w:sz w:val="24"/>
                 <w:szCs w:val="28"/>
                 <w:lang w:eastAsia="ru-RU"/>
               </w:rPr>
@@ -222,8 +227,7 @@
           <m:num>
             <m:r>
               <w:rPr>
-                <w:rFonts w:ascii="Cambria Math" w:eastAsia="Times New Roman" w:hAnsi="Cambria Math" w:cs="Segoe UI"/>
-                <w:sz w:val="24"/>
+                <w:rFonts w:ascii="Cambria Math" w:eastAsia="Times New Roman" w:hAnsi="Cambria Math"/>
                 <w:szCs w:val="28"/>
                 <w:lang w:eastAsia="ru-RU"/>
               </w:rPr>
@@ -233,8 +237,7 @@
           <m:den>
             <m:r>
               <w:rPr>
-                <w:rFonts w:ascii="Cambria Math" w:eastAsia="Times New Roman" w:hAnsi="Cambria Math" w:cs="Segoe UI"/>
-                <w:sz w:val="24"/>
+                <w:rFonts w:ascii="Cambria Math" w:eastAsia="Times New Roman" w:hAnsi="Cambria Math"/>
                 <w:szCs w:val="28"/>
                 <w:lang w:eastAsia="ru-RU"/>
               </w:rPr>
@@ -244,8 +247,7 @@
         </m:f>
         <m:r>
           <w:rPr>
-            <w:rFonts w:ascii="Cambria Math" w:eastAsia="Times New Roman" w:hAnsi="Cambria Math" w:cs="Segoe UI"/>
-            <w:sz w:val="24"/>
+            <w:rFonts w:ascii="Cambria Math" w:eastAsia="Times New Roman" w:hAnsi="Cambria Math"/>
             <w:szCs w:val="28"/>
             <w:lang w:eastAsia="ru-RU"/>
           </w:rPr>
@@ -255,18 +257,22 @@
     </w:p>
     <w:p>
       <w:pPr>
-        <w:spacing w:after="0" w:line="240" w:lineRule="auto"/>
-        <w:rPr>
-          <w:rFonts w:ascii="Cambria Math" w:eastAsia="Times New Roman" w:hAnsi="Cambria Math" w:cs="Segoe UI"/>
-          <w:sz w:val="24"/>
+        <w:rPr>
+          <w:rFonts w:eastAsia="Times New Roman"/>
           <w:szCs w:val="28"/>
           <w:lang w:eastAsia="ru-RU"/>
         </w:rPr>
+        <w:sectPr>
+          <w:type w:val="continuous"/>
+          <w:pgSz w:w="11906" w:h="16838"/>
+          <w:pgMar w:top="850" w:right="850" w:bottom="850" w:left="850" w:header="708" w:footer="708" w:gutter="0"/>
+          <w:cols w:num="3" w:space="708"/>
+          <w:docGrid w:linePitch="360"/>
+        </w:sectPr>
       </w:pPr>
       <w:r>
         <w:rPr>
-          <w:rFonts w:ascii="Cambria Math" w:eastAsia="Times New Roman" w:hAnsi="Cambria Math" w:cs="Segoe UI"/>
-          <w:sz w:val="24"/>
+          <w:rFonts w:eastAsia="Times New Roman"/>
           <w:szCs w:val="28"/>
           <w:lang w:eastAsia="ru-RU"/>
         </w:rPr>
@@ -275,8 +281,7 @@
       <m:oMath>
         <m:r>
           <w:rPr>
-            <w:rFonts w:ascii="Cambria Math" w:eastAsia="Times New Roman" w:hAnsi="Cambria Math" w:cs="Segoe UI"/>
-            <w:sz w:val="24"/>
+            <w:rFonts w:ascii="Cambria Math" w:eastAsia="Times New Roman" w:hAnsi="Cambria Math"/>
             <w:szCs w:val="28"/>
             <w:lang w:eastAsia="ru-RU"/>
           </w:rPr>
@@ -286,9 +291,8 @@
           <m:sSupPr>
             <m:ctrlPr>
               <w:rPr>
-                <w:rFonts w:ascii="Cambria Math" w:eastAsia="Times New Roman" w:hAnsi="Cambria Math" w:cs="Segoe UI"/>
+                <w:rFonts w:ascii="Cambria Math" w:eastAsia="Times New Roman" w:hAnsi="Cambria Math"/>
                 <w:i/>
-                <w:sz w:val="24"/>
                 <w:szCs w:val="28"/>
                 <w:lang w:eastAsia="ru-RU"/>
               </w:rPr>
@@ -297,8 +301,7 @@
           <m:e>
             <m:r>
               <w:rPr>
-                <w:rFonts w:ascii="Cambria Math" w:eastAsia="Times New Roman" w:hAnsi="Cambria Math" w:cs="Segoe UI"/>
-                <w:sz w:val="24"/>
+                <w:rFonts w:ascii="Cambria Math" w:eastAsia="Times New Roman" w:hAnsi="Cambria Math"/>
                 <w:szCs w:val="28"/>
                 <w:lang w:eastAsia="ru-RU"/>
               </w:rPr>
@@ -308,8 +311,7 @@
           <m:sup>
             <m:r>
               <w:rPr>
-                <w:rFonts w:ascii="Cambria Math" w:eastAsia="Times New Roman" w:hAnsi="Cambria Math" w:cs="Segoe UI"/>
-                <w:sz w:val="24"/>
+                <w:rFonts w:ascii="Cambria Math" w:eastAsia="Times New Roman" w:hAnsi="Cambria Math"/>
                 <w:szCs w:val="28"/>
                 <w:lang w:eastAsia="ru-RU"/>
               </w:rPr>
@@ -319,25 +321,13 @@
         </m:sSup>
         <m:r>
           <w:rPr>
-            <w:rFonts w:ascii="Cambria Math" w:eastAsia="Times New Roman" w:hAnsi="Cambria Math" w:cs="Segoe UI"/>
-            <w:sz w:val="24"/>
+            <w:rFonts w:ascii="Cambria Math" w:eastAsia="Times New Roman" w:hAnsi="Cambria Math"/>
             <w:szCs w:val="28"/>
             <w:lang w:eastAsia="ru-RU"/>
           </w:rPr>
           <m:t>+ 9x + 6</m:t>
         </m:r>
       </m:oMath>
-    </w:p>
-    <w:p>
-      <w:pPr>
-        <w:spacing w:after="0" w:line="240" w:lineRule="auto"/>
-        <w:rPr>
-          <w:rFonts w:ascii="Cambria Math" w:eastAsia="Times New Roman" w:hAnsi="Cambria Math" w:cs="Segoe UI"/>
-          <w:sz w:val="24"/>
-          <w:szCs w:val="28"/>
-          <w:lang w:eastAsia="ru-RU"/>
-        </w:rPr>
-      </w:pPr>
     </w:p>
     <w:tbl>
       <w:tblPr>
@@ -366,16 +356,14 @@
             <w:pPr>
               <w:spacing w:before="100" w:beforeAutospacing="1"/>
               <w:rPr>
-                <w:rFonts w:ascii="Cambria Math" w:eastAsia="Times New Roman" w:hAnsi="Cambria Math" w:cs="Segoe UI"/>
-                <w:sz w:val="24"/>
+                <w:rFonts w:eastAsia="Times New Roman"/>
                 <w:szCs w:val="28"/>
                 <w:lang w:eastAsia="ru-RU"/>
               </w:rPr>
             </w:pPr>
             <w:r>
               <w:rPr>
-                <w:rFonts w:ascii="Cambria Math" w:eastAsia="Times New Roman" w:hAnsi="Cambria Math" w:cs="Segoe UI"/>
-                <w:sz w:val="24"/>
+                <w:rFonts w:eastAsia="Times New Roman"/>
                 <w:szCs w:val="28"/>
                 <w:lang w:eastAsia="ru-RU"/>
               </w:rPr>
@@ -390,19 +378,17 @@
           </w:tcPr>
           <w:p>
             <w:pPr>
-              <w:spacing w:before="100" w:beforeAutospacing="1"/>
+              <w:spacing w:beforeAutospacing="1"/>
               <w:jc w:val="center"/>
               <w:rPr>
-                <w:rFonts w:ascii="Cambria Math" w:eastAsia="Times New Roman" w:hAnsi="Cambria Math" w:cs="Segoe UI"/>
-                <w:sz w:val="24"/>
+                <w:rFonts w:eastAsia="Times New Roman"/>
                 <w:szCs w:val="28"/>
                 <w:lang w:eastAsia="ru-RU"/>
               </w:rPr>
             </w:pPr>
             <w:r>
               <w:rPr>
-                <w:rFonts w:ascii="Cambria Math" w:eastAsia="Times New Roman" w:hAnsi="Cambria Math" w:cs="Segoe UI"/>
-                <w:sz w:val="24"/>
+                <w:rFonts w:eastAsia="Times New Roman"/>
                 <w:szCs w:val="28"/>
                 <w:lang w:eastAsia="ru-RU"/>
               </w:rPr>
@@ -417,19 +403,17 @@
           </w:tcPr>
           <w:p>
             <w:pPr>
-              <w:spacing w:before="100" w:beforeAutospacing="1"/>
+              <w:spacing w:beforeAutospacing="1"/>
               <w:jc w:val="center"/>
               <w:rPr>
-                <w:rFonts w:ascii="Cambria Math" w:eastAsia="Times New Roman" w:hAnsi="Cambria Math" w:cs="Segoe UI"/>
-                <w:sz w:val="24"/>
+                <w:rFonts w:eastAsia="Times New Roman"/>
                 <w:szCs w:val="28"/>
                 <w:lang w:eastAsia="ru-RU"/>
               </w:rPr>
             </w:pPr>
             <w:r>
               <w:rPr>
-                <w:rFonts w:ascii="Cambria Math" w:eastAsia="Times New Roman" w:hAnsi="Cambria Math" w:cs="Segoe UI"/>
-                <w:sz w:val="24"/>
+                <w:rFonts w:eastAsia="Times New Roman"/>
                 <w:szCs w:val="28"/>
                 <w:lang w:eastAsia="ru-RU"/>
               </w:rPr>
@@ -444,19 +428,17 @@
           </w:tcPr>
           <w:p>
             <w:pPr>
-              <w:spacing w:before="100" w:beforeAutospacing="1"/>
+              <w:spacing w:beforeAutospacing="1"/>
               <w:jc w:val="center"/>
               <w:rPr>
-                <w:rFonts w:ascii="Cambria Math" w:eastAsia="Times New Roman" w:hAnsi="Cambria Math" w:cs="Segoe UI"/>
-                <w:sz w:val="24"/>
+                <w:rFonts w:eastAsia="Times New Roman"/>
                 <w:szCs w:val="28"/>
                 <w:lang w:eastAsia="ru-RU"/>
               </w:rPr>
             </w:pPr>
             <w:r>
               <w:rPr>
-                <w:rFonts w:ascii="Cambria Math" w:eastAsia="Times New Roman" w:hAnsi="Cambria Math" w:cs="Segoe UI"/>
-                <w:sz w:val="24"/>
+                <w:rFonts w:eastAsia="Times New Roman"/>
                 <w:szCs w:val="28"/>
                 <w:lang w:eastAsia="ru-RU"/>
               </w:rPr>
@@ -477,10 +459,9 @@
           </w:tcPr>
           <w:p>
             <w:pPr>
-              <w:spacing w:before="100" w:beforeAutospacing="1"/>
-              <w:rPr>
-                <w:rFonts w:ascii="Cambria Math" w:eastAsia="Times New Roman" w:hAnsi="Cambria Math" w:cs="Segoe UI"/>
-                <w:sz w:val="24"/>
+              <w:spacing w:beforeAutospacing="1"/>
+              <w:rPr>
+                <w:rFonts w:eastAsia="Times New Roman"/>
                 <w:szCs w:val="28"/>
                 <w:lang w:eastAsia="ru-RU"/>
               </w:rPr>
@@ -493,10 +474,9 @@
           </w:tcPr>
           <w:p>
             <w:pPr>
-              <w:spacing w:before="100" w:beforeAutospacing="1"/>
-              <w:rPr>
-                <w:rFonts w:ascii="Cambria Math" w:eastAsia="Times New Roman" w:hAnsi="Cambria Math" w:cs="Segoe UI"/>
-                <w:sz w:val="24"/>
+              <w:spacing w:beforeAutospacing="1"/>
+              <w:rPr>
+                <w:rFonts w:eastAsia="Times New Roman"/>
                 <w:szCs w:val="28"/>
                 <w:lang w:eastAsia="ru-RU"/>
               </w:rPr>
@@ -509,10 +489,9 @@
           </w:tcPr>
           <w:p>
             <w:pPr>
-              <w:spacing w:before="100" w:beforeAutospacing="1"/>
-              <w:rPr>
-                <w:rFonts w:ascii="Cambria Math" w:eastAsia="Times New Roman" w:hAnsi="Cambria Math" w:cs="Segoe UI"/>
-                <w:sz w:val="24"/>
+              <w:spacing w:beforeAutospacing="1"/>
+              <w:rPr>
+                <w:rFonts w:eastAsia="Times New Roman"/>
                 <w:szCs w:val="28"/>
                 <w:lang w:eastAsia="ru-RU"/>
               </w:rPr>
@@ -525,10 +504,9 @@
           </w:tcPr>
           <w:p>
             <w:pPr>
-              <w:spacing w:before="100" w:beforeAutospacing="1"/>
-              <w:rPr>
-                <w:rFonts w:ascii="Cambria Math" w:eastAsia="Times New Roman" w:hAnsi="Cambria Math" w:cs="Segoe UI"/>
-                <w:sz w:val="24"/>
+              <w:spacing w:beforeAutospacing="1"/>
+              <w:rPr>
+                <w:rFonts w:eastAsia="Times New Roman"/>
                 <w:szCs w:val="28"/>
                 <w:lang w:eastAsia="ru-RU"/>
               </w:rPr>
@@ -537,16 +515,11 @@
         </w:tc>
       </w:tr>
     </w:tbl>
-    <w:p>
-      <w:pPr>
-        <w:rPr>
-          <w:sz w:val="24"/>
-        </w:rPr>
-      </w:pPr>
-    </w:p>
+    <w:p/>
     <w:sectPr>
+      <w:type w:val="continuous"/>
       <w:pgSz w:w="11906" w:h="16838"/>
-      <w:pgMar w:top="1134" w:right="850" w:bottom="1134" w:left="1701" w:header="708" w:footer="708" w:gutter="0"/>
+      <w:pgMar w:top="850" w:right="850" w:bottom="850" w:left="850" w:header="708" w:footer="708" w:gutter="0"/>
       <w:cols w:space="708"/>
       <w:docGrid w:linePitch="360"/>
     </w:sectPr>
@@ -952,6 +925,14 @@
   <w:style w:type="paragraph" w:default="1" w:styleId="a">
     <w:name w:val="Normal"/>
     <w:qFormat/>
+    <w:pPr>
+      <w:spacing w:after="0" w:line="240" w:lineRule="auto"/>
+      <w:jc w:val="both"/>
+    </w:pPr>
+    <w:rPr>
+      <w:rFonts w:ascii="Times New Roman" w:hAnsi="Times New Roman" w:cs="Times New Roman"/>
+      <w:sz w:val="24"/>
+    </w:rPr>
   </w:style>
   <w:style w:type="character" w:default="1" w:styleId="a0">
     <w:name w:val="Default Paragraph Font"/>
